--- a/docs/requerimientos-funcionales/RF2-RegistrarLibro.docx
+++ b/docs/requerimientos-funcionales/RF2-RegistrarLibro.docx
@@ -179,7 +179,6 @@
         <w:tc>
           <w:tcPr>
             <w:tcW w:w="2258" w:type="dxa"/>
-            <w:shd w:val="clear" w:color="auto" w:fill="auto"/>
             <w:tcMar>
               <w:top w:w="100" w:type="dxa"/>
               <w:left w:w="100" w:type="dxa"/>
@@ -201,7 +200,6 @@
           <w:tcPr>
             <w:tcW w:w="3007" w:type="dxa"/>
             <w:gridSpan w:val="2"/>
-            <w:shd w:val="clear" w:color="auto" w:fill="auto"/>
             <w:tcMar>
               <w:top w:w="100" w:type="dxa"/>
               <w:left w:w="100" w:type="dxa"/>
@@ -223,7 +221,6 @@
         <w:tc>
           <w:tcPr>
             <w:tcW w:w="1965" w:type="dxa"/>
-            <w:shd w:val="clear" w:color="auto" w:fill="auto"/>
             <w:tcMar>
               <w:top w:w="100" w:type="dxa"/>
               <w:left w:w="100" w:type="dxa"/>
@@ -244,7 +241,6 @@
         <w:tc>
           <w:tcPr>
             <w:tcW w:w="2385" w:type="dxa"/>
-            <w:shd w:val="clear" w:color="auto" w:fill="auto"/>
             <w:tcMar>
               <w:top w:w="100" w:type="dxa"/>
               <w:left w:w="100" w:type="dxa"/>
@@ -298,7 +294,6 @@
           <w:tcPr>
             <w:tcW w:w="7357" w:type="dxa"/>
             <w:gridSpan w:val="4"/>
-            <w:shd w:val="clear" w:color="auto" w:fill="auto"/>
             <w:tcMar>
               <w:top w:w="100" w:type="dxa"/>
               <w:left w:w="100" w:type="dxa"/>
@@ -458,7 +453,6 @@
         <w:tc>
           <w:tcPr>
             <w:tcW w:w="2258" w:type="dxa"/>
-            <w:shd w:val="clear" w:color="auto" w:fill="auto"/>
             <w:tcMar>
               <w:top w:w="100" w:type="dxa"/>
               <w:left w:w="100" w:type="dxa"/>
@@ -561,7 +555,6 @@
         <w:tc>
           <w:tcPr>
             <w:tcW w:w="1492" w:type="dxa"/>
-            <w:shd w:val="clear" w:color="auto" w:fill="auto"/>
             <w:tcMar>
               <w:top w:w="100" w:type="dxa"/>
               <w:left w:w="100" w:type="dxa"/>
@@ -583,15 +576,7 @@
             </w:r>
             <w:proofErr w:type="gramEnd"/>
             <w:r>
-              <w:t xml:space="preserve"> o </w:t>
-            </w:r>
-            <w:proofErr w:type="spellStart"/>
-            <w:r>
-              <w:t>Root</w:t>
-            </w:r>
-            <w:proofErr w:type="spellEnd"/>
-            <w:r>
-              <w:t>)</w:t>
+              <w:t xml:space="preserve"> o Root)</w:t>
             </w:r>
           </w:p>
           <w:p>
@@ -616,7 +601,6 @@
         <w:tc>
           <w:tcPr>
             <w:tcW w:w="1515" w:type="dxa"/>
-            <w:shd w:val="clear" w:color="auto" w:fill="auto"/>
             <w:tcMar>
               <w:top w:w="100" w:type="dxa"/>
               <w:left w:w="100" w:type="dxa"/>
@@ -637,7 +621,6 @@
         <w:tc>
           <w:tcPr>
             <w:tcW w:w="1965" w:type="dxa"/>
-            <w:shd w:val="clear" w:color="auto" w:fill="auto"/>
             <w:tcMar>
               <w:top w:w="100" w:type="dxa"/>
               <w:left w:w="100" w:type="dxa"/>
@@ -658,7 +641,6 @@
         <w:tc>
           <w:tcPr>
             <w:tcW w:w="2385" w:type="dxa"/>
-            <w:shd w:val="clear" w:color="auto" w:fill="auto"/>
             <w:tcMar>
               <w:top w:w="100" w:type="dxa"/>
               <w:left w:w="100" w:type="dxa"/>
@@ -706,6 +688,20 @@
             </w:pPr>
             <w:r>
               <w:t>ISBN puede ir N/A</w:t>
+            </w:r>
+          </w:p>
+          <w:p>
+            <w:pPr>
+              <w:pStyle w:val="Prrafodelista"/>
+              <w:widowControl w:val="0"/>
+              <w:numPr>
+                <w:ilvl w:val="0"/>
+                <w:numId w:val="3"/>
+              </w:numPr>
+              <w:spacing w:line="240" w:lineRule="auto"/>
+            </w:pPr>
+            <w:r>
+              <w:t>Si no hay conexión a internet o el NER no identifica los datos, los campos deben habilitarse para entrada manual obligatoria</w:t>
             </w:r>
           </w:p>
         </w:tc>
@@ -745,7 +741,6 @@
           <w:tcPr>
             <w:tcW w:w="7357" w:type="dxa"/>
             <w:gridSpan w:val="4"/>
-            <w:shd w:val="clear" w:color="auto" w:fill="auto"/>
             <w:tcMar>
               <w:top w:w="100" w:type="dxa"/>
               <w:left w:w="100" w:type="dxa"/>
@@ -764,7 +759,24 @@
               <w:spacing w:line="240" w:lineRule="auto"/>
             </w:pPr>
             <w:r>
-              <w:t>El usuario ingresa los datos del libro</w:t>
+              <w:t xml:space="preserve">El usuario ingresa los datos del </w:t>
+            </w:r>
+            <w:proofErr w:type="gramStart"/>
+            <w:r>
+              <w:t>libro(</w:t>
+            </w:r>
+            <w:proofErr w:type="gramEnd"/>
+            <w:r>
+              <w:t xml:space="preserve">ISBN) o </w:t>
+            </w:r>
+            <w:r>
+              <w:t xml:space="preserve">escanea </w:t>
+            </w:r>
+            <w:r>
+              <w:t xml:space="preserve">el </w:t>
+            </w:r>
+            <w:r>
+              <w:t>código de barras</w:t>
             </w:r>
           </w:p>
           <w:p>
@@ -778,7 +790,49 @@
               <w:spacing w:line="240" w:lineRule="auto"/>
             </w:pPr>
             <w:r>
-              <w:t>Presiona el botón “Agregar Libro#</w:t>
+              <w:t>El sistema consulta fuentes externas y ejecuta el modelo NER para extraer Autor, Título y Editorial.</w:t>
+            </w:r>
+          </w:p>
+          <w:p>
+            <w:pPr>
+              <w:pStyle w:val="Prrafodelista"/>
+              <w:widowControl w:val="0"/>
+              <w:numPr>
+                <w:ilvl w:val="0"/>
+                <w:numId w:val="2"/>
+              </w:numPr>
+              <w:spacing w:line="240" w:lineRule="auto"/>
+            </w:pPr>
+            <w:r>
+              <w:t>Presiona el botón “Agregar Libro”</w:t>
+            </w:r>
+          </w:p>
+          <w:p>
+            <w:pPr>
+              <w:pStyle w:val="Prrafodelista"/>
+              <w:widowControl w:val="0"/>
+              <w:numPr>
+                <w:ilvl w:val="0"/>
+                <w:numId w:val="2"/>
+              </w:numPr>
+              <w:spacing w:line="240" w:lineRule="auto"/>
+            </w:pPr>
+            <w:r>
+              <w:t>El sistema autocompleta los campos en la interfaz con la información extraída.</w:t>
+            </w:r>
+          </w:p>
+          <w:p>
+            <w:pPr>
+              <w:pStyle w:val="Prrafodelista"/>
+              <w:widowControl w:val="0"/>
+              <w:numPr>
+                <w:ilvl w:val="0"/>
+                <w:numId w:val="2"/>
+              </w:numPr>
+              <w:spacing w:line="240" w:lineRule="auto"/>
+            </w:pPr>
+            <w:r>
+              <w:t>El usuario verifica, corrige si es necesario y confirma el registro.</w:t>
             </w:r>
           </w:p>
           <w:p>
@@ -872,6 +926,7 @@
               <w:rPr>
                 <w:b/>
               </w:rPr>
+              <w:lastRenderedPageBreak/>
               <w:t>Efecto Colateral</w:t>
             </w:r>
           </w:p>
@@ -880,7 +935,6 @@
           <w:tcPr>
             <w:tcW w:w="7357" w:type="dxa"/>
             <w:gridSpan w:val="4"/>
-            <w:shd w:val="clear" w:color="auto" w:fill="auto"/>
             <w:tcMar>
               <w:top w:w="100" w:type="dxa"/>
               <w:left w:w="100" w:type="dxa"/>
@@ -1225,6 +1279,119 @@
       </w:rPr>
     </w:lvl>
   </w:abstractNum>
+  <w:abstractNum w:abstractNumId="3" w15:restartNumberingAfterBreak="0">
+    <w:nsid w:val="7ADC1F30"/>
+    <w:multiLevelType w:val="multilevel"/>
+    <w:tmpl w:val="3D6A8834"/>
+    <w:lvl w:ilvl="0">
+      <w:start w:val="1"/>
+      <w:numFmt w:val="decimal"/>
+      <w:lvlText w:val="%1."/>
+      <w:lvlJc w:val="left"/>
+      <w:pPr>
+        <w:ind w:left="720" w:hanging="360"/>
+      </w:pPr>
+      <w:rPr>
+        <w:u w:val="none"/>
+      </w:rPr>
+    </w:lvl>
+    <w:lvl w:ilvl="1">
+      <w:start w:val="1"/>
+      <w:numFmt w:val="lowerLetter"/>
+      <w:lvlText w:val="%2."/>
+      <w:lvlJc w:val="left"/>
+      <w:pPr>
+        <w:ind w:left="1440" w:hanging="360"/>
+      </w:pPr>
+      <w:rPr>
+        <w:u w:val="none"/>
+      </w:rPr>
+    </w:lvl>
+    <w:lvl w:ilvl="2">
+      <w:start w:val="1"/>
+      <w:numFmt w:val="lowerRoman"/>
+      <w:lvlText w:val="%3."/>
+      <w:lvlJc w:val="right"/>
+      <w:pPr>
+        <w:ind w:left="2160" w:hanging="360"/>
+      </w:pPr>
+      <w:rPr>
+        <w:u w:val="none"/>
+      </w:rPr>
+    </w:lvl>
+    <w:lvl w:ilvl="3">
+      <w:start w:val="1"/>
+      <w:numFmt w:val="decimal"/>
+      <w:lvlText w:val="%4."/>
+      <w:lvlJc w:val="left"/>
+      <w:pPr>
+        <w:ind w:left="2880" w:hanging="360"/>
+      </w:pPr>
+      <w:rPr>
+        <w:u w:val="none"/>
+      </w:rPr>
+    </w:lvl>
+    <w:lvl w:ilvl="4">
+      <w:start w:val="1"/>
+      <w:numFmt w:val="lowerLetter"/>
+      <w:lvlText w:val="%5."/>
+      <w:lvlJc w:val="left"/>
+      <w:pPr>
+        <w:ind w:left="3600" w:hanging="360"/>
+      </w:pPr>
+      <w:rPr>
+        <w:u w:val="none"/>
+      </w:rPr>
+    </w:lvl>
+    <w:lvl w:ilvl="5">
+      <w:start w:val="1"/>
+      <w:numFmt w:val="lowerRoman"/>
+      <w:lvlText w:val="%6."/>
+      <w:lvlJc w:val="right"/>
+      <w:pPr>
+        <w:ind w:left="4320" w:hanging="360"/>
+      </w:pPr>
+      <w:rPr>
+        <w:u w:val="none"/>
+      </w:rPr>
+    </w:lvl>
+    <w:lvl w:ilvl="6">
+      <w:start w:val="1"/>
+      <w:numFmt w:val="decimal"/>
+      <w:lvlText w:val="%7."/>
+      <w:lvlJc w:val="left"/>
+      <w:pPr>
+        <w:ind w:left="5040" w:hanging="360"/>
+      </w:pPr>
+      <w:rPr>
+        <w:u w:val="none"/>
+      </w:rPr>
+    </w:lvl>
+    <w:lvl w:ilvl="7">
+      <w:start w:val="1"/>
+      <w:numFmt w:val="lowerLetter"/>
+      <w:lvlText w:val="%8."/>
+      <w:lvlJc w:val="left"/>
+      <w:pPr>
+        <w:ind w:left="5760" w:hanging="360"/>
+      </w:pPr>
+      <w:rPr>
+        <w:u w:val="none"/>
+      </w:rPr>
+    </w:lvl>
+    <w:lvl w:ilvl="8">
+      <w:start w:val="1"/>
+      <w:numFmt w:val="lowerRoman"/>
+      <w:lvlText w:val="%9."/>
+      <w:lvlJc w:val="right"/>
+      <w:pPr>
+        <w:ind w:left="6480" w:hanging="360"/>
+      </w:pPr>
+      <w:rPr>
+        <w:u w:val="none"/>
+      </w:rPr>
+    </w:lvl>
+  </w:abstractNum>
   <w:num w:numId="1" w16cid:durableId="1410425636">
     <w:abstractNumId w:val="1"/>
   </w:num>
@@ -1233,6 +1400,9 @@
   </w:num>
   <w:num w:numId="3" w16cid:durableId="895091499">
     <w:abstractNumId w:val="2"/>
+  </w:num>
+  <w:num w:numId="4" w16cid:durableId="504174776">
+    <w:abstractNumId w:val="3"/>
   </w:num>
 </w:numbering>
 </file>

--- a/docs/requerimientos-funcionales/RF2-RegistrarLibro.docx
+++ b/docs/requerimientos-funcionales/RF2-RegistrarLibro.docx
@@ -5,6 +5,7 @@
     <w:tbl>
       <w:tblPr>
         <w:tblW w:w="9615" w:type="dxa"/>
+        <w:tblInd w:w="584" w:type="dxa"/>
         <w:tblBorders>
           <w:top w:val="single" w:sz="8" w:space="0" w:color="000000"/>
           <w:left w:val="single" w:sz="8" w:space="0" w:color="000000"/>
@@ -579,24 +580,6 @@
               <w:t xml:space="preserve"> o Root)</w:t>
             </w:r>
           </w:p>
-          <w:p>
-            <w:pPr>
-              <w:widowControl w:val="0"/>
-              <w:spacing w:line="240" w:lineRule="auto"/>
-            </w:pPr>
-          </w:p>
-          <w:p>
-            <w:pPr>
-              <w:widowControl w:val="0"/>
-              <w:spacing w:line="240" w:lineRule="auto"/>
-            </w:pPr>
-          </w:p>
-          <w:p>
-            <w:pPr>
-              <w:widowControl w:val="0"/>
-              <w:spacing w:line="240" w:lineRule="auto"/>
-            </w:pPr>
-          </w:p>
         </w:tc>
         <w:tc>
           <w:tcPr>
@@ -891,17 +874,11 @@
               <w:t>Actualiza el listado visual de libros</w:t>
             </w:r>
           </w:p>
-          <w:p>
-            <w:pPr>
-              <w:widowControl w:val="0"/>
-              <w:spacing w:line="240" w:lineRule="auto"/>
-            </w:pPr>
-          </w:p>
         </w:tc>
       </w:tr>
       <w:tr>
         <w:trPr>
-          <w:trHeight w:val="420"/>
+          <w:trHeight w:val="248"/>
         </w:trPr>
         <w:tc>
           <w:tcPr>
@@ -926,7 +903,6 @@
               <w:rPr>
                 <w:b/>
               </w:rPr>
-              <w:lastRenderedPageBreak/>
               <w:t>Efecto Colateral</w:t>
             </w:r>
           </w:p>
@@ -948,21 +924,80 @@
               <w:spacing w:line="240" w:lineRule="auto"/>
             </w:pPr>
             <w:r>
-              <w:t>Se incrementa el inventario disponible. El nuevo libro queda disponible para préstamos si hay copias registradas.</w:t>
+              <w:t>Se incrementa el inventario disponible. El nuevo libro queda disponible para préstamos si hay copias registradas</w:t>
+            </w:r>
+            <w:r>
+              <w:t>.</w:t>
             </w:r>
           </w:p>
         </w:tc>
       </w:tr>
     </w:tbl>
-    <w:p/>
+    <w:p>
+      <w:pPr>
+        <w:tabs>
+          <w:tab w:val="left" w:pos="8112"/>
+        </w:tabs>
+      </w:pPr>
+    </w:p>
     <w:sectPr>
       <w:pgSz w:w="12240" w:h="15840"/>
-      <w:pgMar w:top="1417" w:right="1701" w:bottom="1417" w:left="1701" w:header="708" w:footer="708" w:gutter="0"/>
+      <w:pgMar w:top="720" w:right="720" w:bottom="720" w:left="720" w:header="708" w:footer="0" w:gutter="0"/>
       <w:cols w:space="708"/>
       <w:docGrid w:linePitch="360"/>
     </w:sectPr>
   </w:body>
 </w:document>
+</file>
+
+<file path=word/endnotes.xml><?xml version="1.0" encoding="utf-8"?>
+<w:endnotes xmlns:wpc="http://schemas.microsoft.com/office/word/2010/wordprocessingCanvas" xmlns:cx="http://schemas.microsoft.com/office/drawing/2014/chartex" xmlns:cx1="http://schemas.microsoft.com/office/drawing/2015/9/8/chartex" xmlns:cx2="http://schemas.microsoft.com/office/drawing/2015/10/21/chartex" xmlns:cx3="http://schemas.microsoft.com/office/drawing/2016/5/9/chartex" xmlns:cx4="http://schemas.microsoft.com/office/drawing/2016/5/10/chartex" xmlns:cx5="http://schemas.microsoft.com/office/drawing/2016/5/11/chartex" xmlns:cx6="http://schemas.microsoft.com/office/drawing/2016/5/12/chartex" xmlns:cx7="http://schemas.microsoft.com/office/drawing/2016/5/13/chartex" xmlns:cx8="http://schemas.microsoft.com/office/drawing/2016/5/14/chartex" xmlns:mc="http://schemas.openxmlformats.org/markup-compatibility/2006" xmlns:aink="http://schemas.microsoft.com/office/drawing/2016/ink" xmlns:am3d="http://schemas.microsoft.com/office/drawing/2017/model3d" xmlns:o="urn:schemas-microsoft-com:office:office" xmlns:oel="http://schemas.microsoft.com/office/2019/extlst" xmlns:r="http://schemas.openxmlformats.org/officeDocument/2006/relationships" xmlns:m="http://schemas.openxmlformats.org/officeDocument/2006/math" xmlns:v="urn:schemas-microsoft-com:vml" xmlns:wp14="http://schemas.microsoft.com/office/word/2010/wordprocessingDrawing" xmlns:wp="http://schemas.openxmlformats.org/drawingml/2006/wordprocessingDrawing" xmlns:w10="urn:schemas-microsoft-com:office:word" xmlns:w="http://schemas.openxmlformats.org/wordprocessingml/2006/main" xmlns:w14="http://schemas.microsoft.com/office/word/2010/wordml" xmlns:w15="http://schemas.microsoft.com/office/word/2012/wordml" xmlns:w16cex="http://schemas.microsoft.com/office/word/2018/wordml/cex" xmlns:w16cid="http://schemas.microsoft.com/office/word/2016/wordml/cid" xmlns:w16="http://schemas.microsoft.com/office/word/2018/wordml" xmlns:w16du="http://schemas.microsoft.com/office/word/2023/wordml/word16du" xmlns:w16sdtdh="http://schemas.microsoft.com/office/word/2020/wordml/sdtdatahash" xmlns:w16sdtfl="http://schemas.microsoft.com/office/word/2024/wordml/sdtformatlock" xmlns:w16se="http://schemas.microsoft.com/office/word/2015/wordml/symex" xmlns:wpg="http://schemas.microsoft.com/office/word/2010/wordprocessingGroup" xmlns:wpi="http://schemas.microsoft.com/office/word/2010/wordprocessingInk" xmlns:wne="http://schemas.microsoft.com/office/word/2006/wordml" xmlns:wps="http://schemas.microsoft.com/office/word/2010/wordprocessingShape" mc:Ignorable="w14 w15 w16se w16cid w16 w16cex w16sdtdh w16sdtfl w16du wp14">
+  <w:endnote w:type="separator" w:id="-1">
+    <w:p>
+      <w:pPr>
+        <w:spacing w:line="240" w:lineRule="auto"/>
+      </w:pPr>
+      <w:r>
+        <w:separator/>
+      </w:r>
+    </w:p>
+  </w:endnote>
+  <w:endnote w:type="continuationSeparator" w:id="0">
+    <w:p>
+      <w:pPr>
+        <w:spacing w:line="240" w:lineRule="auto"/>
+      </w:pPr>
+      <w:r>
+        <w:continuationSeparator/>
+      </w:r>
+    </w:p>
+  </w:endnote>
+</w:endnotes>
+</file>
+
+<file path=word/footnotes.xml><?xml version="1.0" encoding="utf-8"?>
+<w:footnotes xmlns:wpc="http://schemas.microsoft.com/office/word/2010/wordprocessingCanvas" xmlns:cx="http://schemas.microsoft.com/office/drawing/2014/chartex" xmlns:cx1="http://schemas.microsoft.com/office/drawing/2015/9/8/chartex" xmlns:cx2="http://schemas.microsoft.com/office/drawing/2015/10/21/chartex" xmlns:cx3="http://schemas.microsoft.com/office/drawing/2016/5/9/chartex" xmlns:cx4="http://schemas.microsoft.com/office/drawing/2016/5/10/chartex" xmlns:cx5="http://schemas.microsoft.com/office/drawing/2016/5/11/chartex" xmlns:cx6="http://schemas.microsoft.com/office/drawing/2016/5/12/chartex" xmlns:cx7="http://schemas.microsoft.com/office/drawing/2016/5/13/chartex" xmlns:cx8="http://schemas.microsoft.com/office/drawing/2016/5/14/chartex" xmlns:mc="http://schemas.openxmlformats.org/markup-compatibility/2006" xmlns:aink="http://schemas.microsoft.com/office/drawing/2016/ink" xmlns:am3d="http://schemas.microsoft.com/office/drawing/2017/model3d" xmlns:o="urn:schemas-microsoft-com:office:office" xmlns:oel="http://schemas.microsoft.com/office/2019/extlst" xmlns:r="http://schemas.openxmlformats.org/officeDocument/2006/relationships" xmlns:m="http://schemas.openxmlformats.org/officeDocument/2006/math" xmlns:v="urn:schemas-microsoft-com:vml" xmlns:wp14="http://schemas.microsoft.com/office/word/2010/wordprocessingDrawing" xmlns:wp="http://schemas.openxmlformats.org/drawingml/2006/wordprocessingDrawing" xmlns:w10="urn:schemas-microsoft-com:office:word" xmlns:w="http://schemas.openxmlformats.org/wordprocessingml/2006/main" xmlns:w14="http://schemas.microsoft.com/office/word/2010/wordml" xmlns:w15="http://schemas.microsoft.com/office/word/2012/wordml" xmlns:w16cex="http://schemas.microsoft.com/office/word/2018/wordml/cex" xmlns:w16cid="http://schemas.microsoft.com/office/word/2016/wordml/cid" xmlns:w16="http://schemas.microsoft.com/office/word/2018/wordml" xmlns:w16du="http://schemas.microsoft.com/office/word/2023/wordml/word16du" xmlns:w16sdtdh="http://schemas.microsoft.com/office/word/2020/wordml/sdtdatahash" xmlns:w16sdtfl="http://schemas.microsoft.com/office/word/2024/wordml/sdtformatlock" xmlns:w16se="http://schemas.microsoft.com/office/word/2015/wordml/symex" xmlns:wpg="http://schemas.microsoft.com/office/word/2010/wordprocessingGroup" xmlns:wpi="http://schemas.microsoft.com/office/word/2010/wordprocessingInk" xmlns:wne="http://schemas.microsoft.com/office/word/2006/wordml" xmlns:wps="http://schemas.microsoft.com/office/word/2010/wordprocessingShape" mc:Ignorable="w14 w15 w16se w16cid w16 w16cex w16sdtdh w16sdtfl w16du wp14">
+  <w:footnote w:type="separator" w:id="-1">
+    <w:p>
+      <w:pPr>
+        <w:spacing w:line="240" w:lineRule="auto"/>
+      </w:pPr>
+      <w:r>
+        <w:separator/>
+      </w:r>
+    </w:p>
+  </w:footnote>
+  <w:footnote w:type="continuationSeparator" w:id="0">
+    <w:p>
+      <w:pPr>
+        <w:spacing w:line="240" w:lineRule="auto"/>
+      </w:pPr>
+      <w:r>
+        <w:continuationSeparator/>
+      </w:r>
+    </w:p>
+  </w:footnote>
+</w:footnotes>
 </file>
 
 <file path=word/numbering.xml><?xml version="1.0" encoding="utf-8"?>
@@ -2334,6 +2369,66 @@
       <w:spacing w:val="5"/>
     </w:rPr>
   </w:style>
+  <w:style w:type="paragraph" w:styleId="Encabezado">
+    <w:name w:val="header"/>
+    <w:basedOn w:val="Normal"/>
+    <w:link w:val="EncabezadoCar"/>
+    <w:uiPriority w:val="99"/>
+    <w:unhideWhenUsed/>
+    <w:rsid w:val="006F4EB6"/>
+    <w:pPr>
+      <w:tabs>
+        <w:tab w:val="center" w:pos="4419"/>
+        <w:tab w:val="right" w:pos="8838"/>
+      </w:tabs>
+      <w:spacing w:line="240" w:lineRule="auto"/>
+    </w:pPr>
+  </w:style>
+  <w:style w:type="character" w:customStyle="1" w:styleId="EncabezadoCar">
+    <w:name w:val="Encabezado Car"/>
+    <w:basedOn w:val="Fuentedeprrafopredeter"/>
+    <w:link w:val="Encabezado"/>
+    <w:uiPriority w:val="99"/>
+    <w:rsid w:val="006F4EB6"/>
+    <w:rPr>
+      <w:rFonts w:ascii="Arial" w:eastAsia="Arial" w:hAnsi="Arial" w:cs="Arial"/>
+      <w:kern w:val="0"/>
+      <w:sz w:val="22"/>
+      <w:szCs w:val="22"/>
+      <w:lang w:val="es" w:eastAsia="es-MX"/>
+      <w14:ligatures w14:val="none"/>
+    </w:rPr>
+  </w:style>
+  <w:style w:type="paragraph" w:styleId="Piedepgina">
+    <w:name w:val="footer"/>
+    <w:basedOn w:val="Normal"/>
+    <w:link w:val="PiedepginaCar"/>
+    <w:uiPriority w:val="99"/>
+    <w:unhideWhenUsed/>
+    <w:rsid w:val="006F4EB6"/>
+    <w:pPr>
+      <w:tabs>
+        <w:tab w:val="center" w:pos="4419"/>
+        <w:tab w:val="right" w:pos="8838"/>
+      </w:tabs>
+      <w:spacing w:line="240" w:lineRule="auto"/>
+    </w:pPr>
+  </w:style>
+  <w:style w:type="character" w:customStyle="1" w:styleId="PiedepginaCar">
+    <w:name w:val="Pie de página Car"/>
+    <w:basedOn w:val="Fuentedeprrafopredeter"/>
+    <w:link w:val="Piedepgina"/>
+    <w:uiPriority w:val="99"/>
+    <w:rsid w:val="006F4EB6"/>
+    <w:rPr>
+      <w:rFonts w:ascii="Arial" w:eastAsia="Arial" w:hAnsi="Arial" w:cs="Arial"/>
+      <w:kern w:val="0"/>
+      <w:sz w:val="22"/>
+      <w:szCs w:val="22"/>
+      <w:lang w:val="es" w:eastAsia="es-MX"/>
+      <w14:ligatures w14:val="none"/>
+    </w:rPr>
+  </w:style>
 </w:styles>
 </file>
 
